--- a/Tailored_CVs/Shinoy_Van_Oord_Automation_Engineer.docx
+++ b/Tailored_CVs/Shinoy_Van_Oord_Automation_Engineer.docx
@@ -70,7 +70,7 @@
           <w:b w:val="0"/>
           <w:sz w:val="19"/>
         </w:rPr>
-        <w:t>I am a QA Automation Engineer with over 8 years of experience building scalable automation frameworks and working with complex technical systems. My background includes automating workflows, testing software integration, and utilizing AI tools like Gemini Code Assist to streamline processes. I hold a valid EU residence permit and am ready to contribute to your technical projects.</w:t>
+        <w:t>I am an automation engineer with eight years of experience building reliable testing frameworks and deployment workflows. My background includes translating technical requirements into functional validation systems, working with cross-functional teams, and applying tools like Gemini Code Assist to streamline scripts. I am currently based in Amstelveen with a valid EU residence permit and am ready to contribute to your process control systems.</w:t>
       </w:r>
     </w:p>
     <w:p>
@@ -288,7 +288,7 @@
           <w:b w:val="0"/>
           <w:sz w:val="18"/>
         </w:rPr>
-        <w:t>▸ Built and maintained scalable test automation frameworks using Java Selenium and TypeScript Playwright within microservices environments.</w:t>
+        <w:t>▸ Contributed to the reliability of systems by designing automation workflows and executing regression test builds using Jenkins and AWS.</w:t>
       </w:r>
     </w:p>
     <w:p>
@@ -301,7 +301,7 @@
           <w:b w:val="0"/>
           <w:sz w:val="18"/>
         </w:rPr>
-        <w:t>▸ Integrated CI/CD pipelines using Jenkins, Terraform, and AWS to provision environments and run automated regression test builds.</w:t>
+        <w:t>▸ Analyzed technical issues and validated backend data integrity using complex queries to ensure consistent performance across services.</w:t>
       </w:r>
     </w:p>
     <w:p>
@@ -314,7 +314,7 @@
           <w:b w:val="0"/>
           <w:sz w:val="18"/>
         </w:rPr>
-        <w:t>▸ Streamlined test generation and deployment scripts by utilizing AI tools like Gemini Code Assist to improve execution efficiency.</w:t>
+        <w:t>▸ Collaborated with crossfunctional teams and stakeholders to translate operational needs into technical testing strategies.</w:t>
       </w:r>
     </w:p>
     <w:p>
@@ -327,7 +327,7 @@
           <w:b w:val="0"/>
           <w:sz w:val="18"/>
         </w:rPr>
-        <w:t>▸ Collaborated with crossfunctional teams and stakeholders to translate technical requirements into reliable testing strategies.</w:t>
+        <w:t>▸ Streamlined test generation and deployment scripts utilizing AI tools like Gemini Code Assist to improve delivery efficiency.</w:t>
       </w:r>
     </w:p>
     <w:p>
